--- a/lessons/4-3/downloads/reveal/teacher/4.3-session-1-prerequisite-practice-a.docx
+++ b/lessons/4-3/downloads/reveal/teacher/4.3-session-1-prerequisite-practice-a.docx
@@ -114,7 +114,7 @@
           <w:sz w:val="17"/>
           <w:szCs w:val="17"/>
         </w:rPr>
-        <w:t xml:space="preserve">Builds on Grade 4 · 4.NBT.B.6</w:t>
+        <w:t xml:space="preserve">Builds on Grade 4</w:t>
       </w:r>
     </w:p>
     <w:tbl>
@@ -245,7 +245,7 @@
                 <w:sz w:val="20"/>
                 <w:szCs w:val="20"/>
               </w:rPr>
-              <w:t xml:space="preserve">You will use it in Practice Form A, problems 2, 4, and 5.</w:t>
+              <w:t xml:space="preserve">You will use it in Practice, problems 2, 4, 5, and 7.</w:t>
             </w:r>
           </w:p>
         </w:tc>
@@ -261,6 +261,7 @@
           <w:tab w:val="right" w:pos="9504"/>
         </w:tabs>
         <w:spacing w:before="50" w:after="36" w:line="240" w:lineRule="auto"/>
+        <w:outlineLvl w:val="1"/>
       </w:pPr>
       <w:r>
         <w:rPr>
@@ -500,6 +501,7 @@
           <w:tab w:val="right" w:pos="9504"/>
         </w:tabs>
         <w:spacing w:before="50" w:after="36" w:line="240" w:lineRule="auto"/>
+        <w:outlineLvl w:val="1"/>
       </w:pPr>
       <w:r>
         <w:rPr>
@@ -706,6 +708,7 @@
           <w:tab w:val="right" w:pos="9504"/>
         </w:tabs>
         <w:spacing w:before="50" w:after="36" w:line="240" w:lineRule="auto"/>
+        <w:outlineLvl w:val="1"/>
       </w:pPr>
       <w:r>
         <w:rPr>
@@ -752,8 +755,8 @@
           <w:rFonts w:ascii="Avenir Next" w:hAnsi="Avenir Next" w:cs="Avenir Next" w:eastAsia="Avenir Next"/>
           <w:b/>
           <w:color w:val="1A1A1A"/>
-          <w:sz w:val="22"/>
-          <w:szCs w:val="22"/>
+          <w:sz w:val="21"/>
+          <w:szCs w:val="21"/>
         </w:rPr>
         <w:t xml:space="preserve">1.</w:t>
       </w:r>
@@ -761,8 +764,8 @@
         <w:rPr>
           <w:rFonts w:ascii="Avenir Next" w:hAnsi="Avenir Next" w:cs="Avenir Next" w:eastAsia="Avenir Next"/>
           <w:color w:val="1A1A1A"/>
-          <w:sz w:val="22"/>
-          <w:szCs w:val="22"/>
+          <w:sz w:val="21"/>
+          <w:szCs w:val="21"/>
         </w:rPr>
         <w:tab/>
       </w:r>
@@ -770,8 +773,8 @@
         <w:rPr>
           <w:rFonts w:ascii="Avenir Next" w:hAnsi="Avenir Next" w:cs="Avenir Next" w:eastAsia="Avenir Next"/>
           <w:color w:val="1A1A1A"/>
-          <w:sz w:val="22"/>
-          <w:szCs w:val="22"/>
+          <w:sz w:val="21"/>
+          <w:szCs w:val="21"/>
         </w:rPr>
         <w:t xml:space="preserve">Find half and a fourth of 80.</w:t>
       </w:r>
@@ -945,7 +948,17 @@
           <w:sz w:val="21"/>
           <w:szCs w:val="21"/>
         </w:rPr>
-        <w:t xml:space="preserve"> × 2 = 40</w:t>
+        <w:t xml:space="preserve"> × 2 = </w:t>
+      </w:r>
+      <w:r>
+        <w:rPr>
+          <w:rFonts w:ascii="Avenir Next" w:hAnsi="Avenir Next" w:cs="Avenir Next" w:eastAsia="Avenir Next"/>
+          <w:color w:val="1A1A1A"/>
+          <w:sz w:val="21"/>
+          <w:szCs w:val="21"/>
+          <w:u w:val="single"/>
+        </w:rPr>
+        <w:t xml:space="preserve">                </w:t>
       </w:r>
     </w:p>
     <w:p>
@@ -967,8 +980,8 @@
           <w:rFonts w:ascii="Avenir Next" w:hAnsi="Avenir Next" w:cs="Avenir Next" w:eastAsia="Avenir Next"/>
           <w:b/>
           <w:color w:val="1A1A1A"/>
-          <w:sz w:val="22"/>
-          <w:szCs w:val="22"/>
+          <w:sz w:val="21"/>
+          <w:szCs w:val="21"/>
         </w:rPr>
         <w:t xml:space="preserve">2.</w:t>
       </w:r>
@@ -976,8 +989,8 @@
         <w:rPr>
           <w:rFonts w:ascii="Avenir Next" w:hAnsi="Avenir Next" w:cs="Avenir Next" w:eastAsia="Avenir Next"/>
           <w:color w:val="1A1A1A"/>
-          <w:sz w:val="22"/>
-          <w:szCs w:val="22"/>
+          <w:sz w:val="21"/>
+          <w:szCs w:val="21"/>
         </w:rPr>
         <w:tab/>
       </w:r>
@@ -985,8 +998,8 @@
         <w:rPr>
           <w:rFonts w:ascii="Avenir Next" w:hAnsi="Avenir Next" w:cs="Avenir Next" w:eastAsia="Avenir Next"/>
           <w:color w:val="1A1A1A"/>
-          <w:sz w:val="22"/>
-          <w:szCs w:val="22"/>
+          <w:sz w:val="21"/>
+          <w:szCs w:val="21"/>
         </w:rPr>
         <w:t xml:space="preserve">Find half and a fourth of 36.</w:t>
       </w:r>
@@ -1074,7 +1087,26 @@
           <w:sz w:val="21"/>
           <w:szCs w:val="21"/>
         </w:rPr>
-        <w:t xml:space="preserve">A fourth: 18 ÷ 2 = </w:t>
+        <w:t xml:space="preserve">A fourth: </w:t>
+      </w:r>
+      <w:r>
+        <w:rPr>
+          <w:rFonts w:ascii="Avenir Next" w:hAnsi="Avenir Next" w:cs="Avenir Next" w:eastAsia="Avenir Next"/>
+          <w:color w:val="1A1A1A"/>
+          <w:sz w:val="21"/>
+          <w:szCs w:val="21"/>
+          <w:u w:val="single"/>
+        </w:rPr>
+        <w:t xml:space="preserve">                </w:t>
+      </w:r>
+      <w:r>
+        <w:rPr>
+          <w:rFonts w:ascii="Avenir Next" w:hAnsi="Avenir Next" w:cs="Avenir Next" w:eastAsia="Avenir Next"/>
+          <w:color w:val="1A1A1A"/>
+          <w:sz w:val="21"/>
+          <w:szCs w:val="21"/>
+        </w:rPr>
+        <w:t xml:space="preserve"> ÷ 2 = </w:t>
       </w:r>
       <w:r>
         <w:rPr>
@@ -1122,7 +1154,26 @@
           <w:sz w:val="21"/>
           <w:szCs w:val="21"/>
         </w:rPr>
-        <w:t xml:space="preserve">Check: 9 × 2 = </w:t>
+        <w:t xml:space="preserve">Check: </w:t>
+      </w:r>
+      <w:r>
+        <w:rPr>
+          <w:rFonts w:ascii="Avenir Next" w:hAnsi="Avenir Next" w:cs="Avenir Next" w:eastAsia="Avenir Next"/>
+          <w:color w:val="1A1A1A"/>
+          <w:sz w:val="21"/>
+          <w:szCs w:val="21"/>
+          <w:u w:val="single"/>
+        </w:rPr>
+        <w:t xml:space="preserve">                </w:t>
+      </w:r>
+      <w:r>
+        <w:rPr>
+          <w:rFonts w:ascii="Avenir Next" w:hAnsi="Avenir Next" w:cs="Avenir Next" w:eastAsia="Avenir Next"/>
+          <w:color w:val="1A1A1A"/>
+          <w:sz w:val="21"/>
+          <w:szCs w:val="21"/>
+        </w:rPr>
+        <w:t xml:space="preserve"> × 2 = </w:t>
       </w:r>
       <w:r>
         <w:rPr>
@@ -1150,6 +1201,7 @@
           <w:tab w:val="right" w:pos="9504"/>
         </w:tabs>
         <w:spacing w:before="50" w:after="36" w:line="240" w:lineRule="auto"/>
+        <w:outlineLvl w:val="1"/>
       </w:pPr>
       <w:r>
         <w:rPr>
@@ -1234,8 +1286,8 @@
                 <w:rFonts w:ascii="Avenir Next" w:hAnsi="Avenir Next" w:cs="Avenir Next" w:eastAsia="Avenir Next"/>
                 <w:b/>
                 <w:color w:val="1A1A1A"/>
-                <w:sz w:val="22"/>
-                <w:szCs w:val="22"/>
+                <w:sz w:val="21"/>
+                <w:szCs w:val="21"/>
               </w:rPr>
               <w:t xml:space="preserve">3.</w:t>
             </w:r>
@@ -1243,8 +1295,8 @@
               <w:rPr>
                 <w:rFonts w:ascii="Avenir Next" w:hAnsi="Avenir Next" w:cs="Avenir Next" w:eastAsia="Avenir Next"/>
                 <w:color w:val="1A1A1A"/>
-                <w:sz w:val="22"/>
-                <w:szCs w:val="22"/>
+                <w:sz w:val="21"/>
+                <w:szCs w:val="21"/>
               </w:rPr>
               <w:tab/>
             </w:r>
@@ -1252,8 +1304,8 @@
               <w:rPr>
                 <w:rFonts w:ascii="Avenir Next" w:hAnsi="Avenir Next" w:cs="Avenir Next" w:eastAsia="Avenir Next"/>
                 <w:color w:val="1A1A1A"/>
-                <w:sz w:val="22"/>
-                <w:szCs w:val="22"/>
+                <w:sz w:val="21"/>
+                <w:szCs w:val="21"/>
               </w:rPr>
               <w:t xml:space="preserve">Find half and a fourth of each number.</w:t>
             </w:r>
@@ -1307,8 +1359,8 @@
                       <w:rFonts w:ascii="Avenir Next" w:hAnsi="Avenir Next" w:cs="Avenir Next" w:eastAsia="Avenir Next"/>
                       <w:b/>
                       <w:color w:val="003A70"/>
-                      <w:sz w:val="22"/>
-                      <w:szCs w:val="22"/>
+                      <w:sz w:val="21"/>
+                      <w:szCs w:val="21"/>
                     </w:rPr>
                     <w:t xml:space="preserve">a.</w:t>
                   </w:r>
@@ -1316,8 +1368,8 @@
                     <w:rPr>
                       <w:rFonts w:ascii="Avenir Next" w:hAnsi="Avenir Next" w:cs="Avenir Next" w:eastAsia="Avenir Next"/>
                       <w:color w:val="1A1A1A"/>
-                      <w:sz w:val="22"/>
-                      <w:szCs w:val="22"/>
+                      <w:sz w:val="21"/>
+                      <w:szCs w:val="21"/>
                     </w:rPr>
                     <w:tab/>
                   </w:r>
@@ -1325,8 +1377,8 @@
                     <w:rPr>
                       <w:rFonts w:ascii="Avenir Next" w:hAnsi="Avenir Next" w:cs="Avenir Next" w:eastAsia="Avenir Next"/>
                       <w:color w:val="1A1A1A"/>
-                      <w:sz w:val="22"/>
-                      <w:szCs w:val="22"/>
+                      <w:sz w:val="21"/>
+                      <w:szCs w:val="21"/>
                     </w:rPr>
                     <w:t xml:space="preserve">Half of 48 =</w:t>
                   </w:r>
@@ -1334,8 +1386,8 @@
                     <w:rPr>
                       <w:rFonts w:ascii="Avenir Next" w:hAnsi="Avenir Next" w:cs="Avenir Next" w:eastAsia="Avenir Next"/>
                       <w:color w:val="1A1A1A"/>
-                      <w:sz w:val="22"/>
-                      <w:szCs w:val="22"/>
+                      <w:sz w:val="21"/>
+                      <w:szCs w:val="21"/>
                     </w:rPr>
                     <w:t xml:space="preserve">  </w:t>
                   </w:r>
@@ -1343,11 +1395,11 @@
                     <w:rPr>
                       <w:rFonts w:ascii="Avenir Next" w:hAnsi="Avenir Next" w:cs="Avenir Next" w:eastAsia="Avenir Next"/>
                       <w:color w:val="1A1A1A"/>
-                      <w:sz w:val="22"/>
-                      <w:szCs w:val="22"/>
+                      <w:sz w:val="21"/>
+                      <w:szCs w:val="21"/>
                       <w:u w:val="single"/>
                     </w:rPr>
-                    <w:t xml:space="preserve">        </w:t>
+                    <w:t xml:space="preserve">            </w:t>
                   </w:r>
                 </w:p>
               </w:tc>
@@ -1369,8 +1421,8 @@
                       <w:rFonts w:ascii="Avenir Next" w:hAnsi="Avenir Next" w:cs="Avenir Next" w:eastAsia="Avenir Next"/>
                       <w:b/>
                       <w:color w:val="003A70"/>
-                      <w:sz w:val="22"/>
-                      <w:szCs w:val="22"/>
+                      <w:sz w:val="21"/>
+                      <w:szCs w:val="21"/>
                     </w:rPr>
                     <w:t xml:space="preserve">b.</w:t>
                   </w:r>
@@ -1378,8 +1430,8 @@
                     <w:rPr>
                       <w:rFonts w:ascii="Avenir Next" w:hAnsi="Avenir Next" w:cs="Avenir Next" w:eastAsia="Avenir Next"/>
                       <w:color w:val="1A1A1A"/>
-                      <w:sz w:val="22"/>
-                      <w:szCs w:val="22"/>
+                      <w:sz w:val="21"/>
+                      <w:szCs w:val="21"/>
                     </w:rPr>
                     <w:tab/>
                   </w:r>
@@ -1387,8 +1439,8 @@
                     <w:rPr>
                       <w:rFonts w:ascii="Avenir Next" w:hAnsi="Avenir Next" w:cs="Avenir Next" w:eastAsia="Avenir Next"/>
                       <w:color w:val="1A1A1A"/>
-                      <w:sz w:val="22"/>
-                      <w:szCs w:val="22"/>
+                      <w:sz w:val="21"/>
+                      <w:szCs w:val="21"/>
                     </w:rPr>
                     <w:t xml:space="preserve">A fourth of 48 =</w:t>
                   </w:r>
@@ -1396,8 +1448,8 @@
                     <w:rPr>
                       <w:rFonts w:ascii="Avenir Next" w:hAnsi="Avenir Next" w:cs="Avenir Next" w:eastAsia="Avenir Next"/>
                       <w:color w:val="1A1A1A"/>
-                      <w:sz w:val="22"/>
-                      <w:szCs w:val="22"/>
+                      <w:sz w:val="21"/>
+                      <w:szCs w:val="21"/>
                     </w:rPr>
                     <w:t xml:space="preserve">  </w:t>
                   </w:r>
@@ -1405,11 +1457,11 @@
                     <w:rPr>
                       <w:rFonts w:ascii="Avenir Next" w:hAnsi="Avenir Next" w:cs="Avenir Next" w:eastAsia="Avenir Next"/>
                       <w:color w:val="1A1A1A"/>
-                      <w:sz w:val="22"/>
-                      <w:szCs w:val="22"/>
+                      <w:sz w:val="21"/>
+                      <w:szCs w:val="21"/>
                       <w:u w:val="single"/>
                     </w:rPr>
-                    <w:t xml:space="preserve">        </w:t>
+                    <w:t xml:space="preserve">            </w:t>
                   </w:r>
                 </w:p>
               </w:tc>
@@ -1437,8 +1489,8 @@
                       <w:rFonts w:ascii="Avenir Next" w:hAnsi="Avenir Next" w:cs="Avenir Next" w:eastAsia="Avenir Next"/>
                       <w:b/>
                       <w:color w:val="003A70"/>
-                      <w:sz w:val="22"/>
-                      <w:szCs w:val="22"/>
+                      <w:sz w:val="21"/>
+                      <w:szCs w:val="21"/>
                     </w:rPr>
                     <w:t xml:space="preserve">c.</w:t>
                   </w:r>
@@ -1446,8 +1498,8 @@
                     <w:rPr>
                       <w:rFonts w:ascii="Avenir Next" w:hAnsi="Avenir Next" w:cs="Avenir Next" w:eastAsia="Avenir Next"/>
                       <w:color w:val="1A1A1A"/>
-                      <w:sz w:val="22"/>
-                      <w:szCs w:val="22"/>
+                      <w:sz w:val="21"/>
+                      <w:szCs w:val="21"/>
                     </w:rPr>
                     <w:tab/>
                   </w:r>
@@ -1455,8 +1507,8 @@
                     <w:rPr>
                       <w:rFonts w:ascii="Avenir Next" w:hAnsi="Avenir Next" w:cs="Avenir Next" w:eastAsia="Avenir Next"/>
                       <w:color w:val="1A1A1A"/>
-                      <w:sz w:val="22"/>
-                      <w:szCs w:val="22"/>
+                      <w:sz w:val="21"/>
+                      <w:szCs w:val="21"/>
                     </w:rPr>
                     <w:t xml:space="preserve">Half of 200 =</w:t>
                   </w:r>
@@ -1464,8 +1516,8 @@
                     <w:rPr>
                       <w:rFonts w:ascii="Avenir Next" w:hAnsi="Avenir Next" w:cs="Avenir Next" w:eastAsia="Avenir Next"/>
                       <w:color w:val="1A1A1A"/>
-                      <w:sz w:val="22"/>
-                      <w:szCs w:val="22"/>
+                      <w:sz w:val="21"/>
+                      <w:szCs w:val="21"/>
                     </w:rPr>
                     <w:t xml:space="preserve">  </w:t>
                   </w:r>
@@ -1473,11 +1525,11 @@
                     <w:rPr>
                       <w:rFonts w:ascii="Avenir Next" w:hAnsi="Avenir Next" w:cs="Avenir Next" w:eastAsia="Avenir Next"/>
                       <w:color w:val="1A1A1A"/>
-                      <w:sz w:val="22"/>
-                      <w:szCs w:val="22"/>
+                      <w:sz w:val="21"/>
+                      <w:szCs w:val="21"/>
                       <w:u w:val="single"/>
                     </w:rPr>
-                    <w:t xml:space="preserve">        </w:t>
+                    <w:t xml:space="preserve">            </w:t>
                   </w:r>
                 </w:p>
               </w:tc>
@@ -1499,8 +1551,8 @@
                       <w:rFonts w:ascii="Avenir Next" w:hAnsi="Avenir Next" w:cs="Avenir Next" w:eastAsia="Avenir Next"/>
                       <w:b/>
                       <w:color w:val="003A70"/>
-                      <w:sz w:val="22"/>
-                      <w:szCs w:val="22"/>
+                      <w:sz w:val="21"/>
+                      <w:szCs w:val="21"/>
                     </w:rPr>
                     <w:t xml:space="preserve">d.</w:t>
                   </w:r>
@@ -1508,8 +1560,8 @@
                     <w:rPr>
                       <w:rFonts w:ascii="Avenir Next" w:hAnsi="Avenir Next" w:cs="Avenir Next" w:eastAsia="Avenir Next"/>
                       <w:color w:val="1A1A1A"/>
-                      <w:sz w:val="22"/>
-                      <w:szCs w:val="22"/>
+                      <w:sz w:val="21"/>
+                      <w:szCs w:val="21"/>
                     </w:rPr>
                     <w:tab/>
                   </w:r>
@@ -1517,8 +1569,8 @@
                     <w:rPr>
                       <w:rFonts w:ascii="Avenir Next" w:hAnsi="Avenir Next" w:cs="Avenir Next" w:eastAsia="Avenir Next"/>
                       <w:color w:val="1A1A1A"/>
-                      <w:sz w:val="22"/>
-                      <w:szCs w:val="22"/>
+                      <w:sz w:val="21"/>
+                      <w:szCs w:val="21"/>
                     </w:rPr>
                     <w:t xml:space="preserve">A fourth of 200 =</w:t>
                   </w:r>
@@ -1526,8 +1578,8 @@
                     <w:rPr>
                       <w:rFonts w:ascii="Avenir Next" w:hAnsi="Avenir Next" w:cs="Avenir Next" w:eastAsia="Avenir Next"/>
                       <w:color w:val="1A1A1A"/>
-                      <w:sz w:val="22"/>
-                      <w:szCs w:val="22"/>
+                      <w:sz w:val="21"/>
+                      <w:szCs w:val="21"/>
                     </w:rPr>
                     <w:t xml:space="preserve">  </w:t>
                   </w:r>
@@ -1535,11 +1587,11 @@
                     <w:rPr>
                       <w:rFonts w:ascii="Avenir Next" w:hAnsi="Avenir Next" w:cs="Avenir Next" w:eastAsia="Avenir Next"/>
                       <w:color w:val="1A1A1A"/>
-                      <w:sz w:val="22"/>
-                      <w:szCs w:val="22"/>
+                      <w:sz w:val="21"/>
+                      <w:szCs w:val="21"/>
                       <w:u w:val="single"/>
                     </w:rPr>
-                    <w:t xml:space="preserve">        </w:t>
+                    <w:t xml:space="preserve">            </w:t>
                   </w:r>
                 </w:p>
               </w:tc>
@@ -1567,8 +1619,8 @@
                       <w:rFonts w:ascii="Avenir Next" w:hAnsi="Avenir Next" w:cs="Avenir Next" w:eastAsia="Avenir Next"/>
                       <w:b/>
                       <w:color w:val="003A70"/>
-                      <w:sz w:val="22"/>
-                      <w:szCs w:val="22"/>
+                      <w:sz w:val="21"/>
+                      <w:szCs w:val="21"/>
                     </w:rPr>
                     <w:t xml:space="preserve">e.</w:t>
                   </w:r>
@@ -1576,8 +1628,8 @@
                     <w:rPr>
                       <w:rFonts w:ascii="Avenir Next" w:hAnsi="Avenir Next" w:cs="Avenir Next" w:eastAsia="Avenir Next"/>
                       <w:color w:val="1A1A1A"/>
-                      <w:sz w:val="22"/>
-                      <w:szCs w:val="22"/>
+                      <w:sz w:val="21"/>
+                      <w:szCs w:val="21"/>
                     </w:rPr>
                     <w:tab/>
                   </w:r>
@@ -1585,8 +1637,8 @@
                     <w:rPr>
                       <w:rFonts w:ascii="Avenir Next" w:hAnsi="Avenir Next" w:cs="Avenir Next" w:eastAsia="Avenir Next"/>
                       <w:color w:val="1A1A1A"/>
-                      <w:sz w:val="22"/>
-                      <w:szCs w:val="22"/>
+                      <w:sz w:val="21"/>
+                      <w:szCs w:val="21"/>
                     </w:rPr>
                     <w:t xml:space="preserve">Half of 160 =</w:t>
                   </w:r>
@@ -1594,8 +1646,8 @@
                     <w:rPr>
                       <w:rFonts w:ascii="Avenir Next" w:hAnsi="Avenir Next" w:cs="Avenir Next" w:eastAsia="Avenir Next"/>
                       <w:color w:val="1A1A1A"/>
-                      <w:sz w:val="22"/>
-                      <w:szCs w:val="22"/>
+                      <w:sz w:val="21"/>
+                      <w:szCs w:val="21"/>
                     </w:rPr>
                     <w:t xml:space="preserve">  </w:t>
                   </w:r>
@@ -1603,11 +1655,11 @@
                     <w:rPr>
                       <w:rFonts w:ascii="Avenir Next" w:hAnsi="Avenir Next" w:cs="Avenir Next" w:eastAsia="Avenir Next"/>
                       <w:color w:val="1A1A1A"/>
-                      <w:sz w:val="22"/>
-                      <w:szCs w:val="22"/>
+                      <w:sz w:val="21"/>
+                      <w:szCs w:val="21"/>
                       <w:u w:val="single"/>
                     </w:rPr>
-                    <w:t xml:space="preserve">        </w:t>
+                    <w:t xml:space="preserve">            </w:t>
                   </w:r>
                 </w:p>
               </w:tc>
@@ -1629,8 +1681,8 @@
                       <w:rFonts w:ascii="Avenir Next" w:hAnsi="Avenir Next" w:cs="Avenir Next" w:eastAsia="Avenir Next"/>
                       <w:b/>
                       <w:color w:val="003A70"/>
-                      <w:sz w:val="22"/>
-                      <w:szCs w:val="22"/>
+                      <w:sz w:val="21"/>
+                      <w:szCs w:val="21"/>
                     </w:rPr>
                     <w:t xml:space="preserve">f.</w:t>
                   </w:r>
@@ -1638,8 +1690,8 @@
                     <w:rPr>
                       <w:rFonts w:ascii="Avenir Next" w:hAnsi="Avenir Next" w:cs="Avenir Next" w:eastAsia="Avenir Next"/>
                       <w:color w:val="1A1A1A"/>
-                      <w:sz w:val="22"/>
-                      <w:szCs w:val="22"/>
+                      <w:sz w:val="21"/>
+                      <w:szCs w:val="21"/>
                     </w:rPr>
                     <w:tab/>
                   </w:r>
@@ -1647,8 +1699,8 @@
                     <w:rPr>
                       <w:rFonts w:ascii="Avenir Next" w:hAnsi="Avenir Next" w:cs="Avenir Next" w:eastAsia="Avenir Next"/>
                       <w:color w:val="1A1A1A"/>
-                      <w:sz w:val="22"/>
-                      <w:szCs w:val="22"/>
+                      <w:sz w:val="21"/>
+                      <w:szCs w:val="21"/>
                     </w:rPr>
                     <w:t xml:space="preserve">A fourth of 160 =</w:t>
                   </w:r>
@@ -1656,8 +1708,8 @@
                     <w:rPr>
                       <w:rFonts w:ascii="Avenir Next" w:hAnsi="Avenir Next" w:cs="Avenir Next" w:eastAsia="Avenir Next"/>
                       <w:color w:val="1A1A1A"/>
-                      <w:sz w:val="22"/>
-                      <w:szCs w:val="22"/>
+                      <w:sz w:val="21"/>
+                      <w:szCs w:val="21"/>
                     </w:rPr>
                     <w:t xml:space="preserve">  </w:t>
                   </w:r>
@@ -1665,11 +1717,11 @@
                     <w:rPr>
                       <w:rFonts w:ascii="Avenir Next" w:hAnsi="Avenir Next" w:cs="Avenir Next" w:eastAsia="Avenir Next"/>
                       <w:color w:val="1A1A1A"/>
-                      <w:sz w:val="22"/>
-                      <w:szCs w:val="22"/>
+                      <w:sz w:val="21"/>
+                      <w:szCs w:val="21"/>
                       <w:u w:val="single"/>
                     </w:rPr>
-                    <w:t xml:space="preserve">        </w:t>
+                    <w:t xml:space="preserve">            </w:t>
                   </w:r>
                 </w:p>
               </w:tc>
@@ -1737,7 +1789,7 @@
           <w:sz w:val="17"/>
           <w:szCs w:val="17"/>
         </w:rPr>
-        <w:t xml:space="preserve">Builds on Lesson 4-2 Session 1 · 6.RP.A.3c</w:t>
+        <w:t xml:space="preserve">Builds on Lesson 4-2 Session 1</w:t>
       </w:r>
     </w:p>
     <w:tbl>
@@ -1868,7 +1920,7 @@
                 <w:sz w:val="20"/>
                 <w:szCs w:val="20"/>
               </w:rPr>
-              <w:t xml:space="preserve">You will use it in Practice Form A, problems 3 and 7.</w:t>
+              <w:t xml:space="preserve">You will use it in Practice, problems 3, 6, and 7.</w:t>
             </w:r>
           </w:p>
         </w:tc>
@@ -1884,6 +1936,7 @@
           <w:tab w:val="right" w:pos="9504"/>
         </w:tabs>
         <w:spacing w:before="50" w:after="36" w:line="240" w:lineRule="auto"/>
+        <w:outlineLvl w:val="1"/>
       </w:pPr>
       <w:r>
         <w:rPr>
@@ -2132,6 +2185,7 @@
           <w:tab w:val="right" w:pos="9504"/>
         </w:tabs>
         <w:spacing w:before="50" w:after="36" w:line="240" w:lineRule="auto"/>
+        <w:outlineLvl w:val="1"/>
       </w:pPr>
       <w:r>
         <w:rPr>
@@ -2338,6 +2392,7 @@
           <w:tab w:val="right" w:pos="9504"/>
         </w:tabs>
         <w:spacing w:before="50" w:after="36" w:line="240" w:lineRule="auto"/>
+        <w:outlineLvl w:val="1"/>
       </w:pPr>
       <w:r>
         <w:rPr>
@@ -2384,8 +2439,8 @@
           <w:rFonts w:ascii="Avenir Next" w:hAnsi="Avenir Next" w:cs="Avenir Next" w:eastAsia="Avenir Next"/>
           <w:b/>
           <w:color w:val="1A1A1A"/>
-          <w:sz w:val="22"/>
-          <w:szCs w:val="22"/>
+          <w:sz w:val="21"/>
+          <w:szCs w:val="21"/>
         </w:rPr>
         <w:t xml:space="preserve">4.</w:t>
       </w:r>
@@ -2393,8 +2448,8 @@
         <w:rPr>
           <w:rFonts w:ascii="Avenir Next" w:hAnsi="Avenir Next" w:cs="Avenir Next" w:eastAsia="Avenir Next"/>
           <w:color w:val="1A1A1A"/>
-          <w:sz w:val="22"/>
-          <w:szCs w:val="22"/>
+          <w:sz w:val="21"/>
+          <w:szCs w:val="21"/>
         </w:rPr>
         <w:tab/>
       </w:r>
@@ -2402,8 +2457,8 @@
         <w:rPr>
           <w:rFonts w:ascii="Avenir Next" w:hAnsi="Avenir Next" w:cs="Avenir Next" w:eastAsia="Avenir Next"/>
           <w:color w:val="1A1A1A"/>
-          <w:sz w:val="22"/>
-          <w:szCs w:val="22"/>
+          <w:sz w:val="21"/>
+          <w:szCs w:val="21"/>
         </w:rPr>
         <w:t xml:space="preserve">Find 10% of 300.</w:t>
       </w:r>
@@ -2491,7 +2546,26 @@
           <w:sz w:val="21"/>
           <w:szCs w:val="21"/>
         </w:rPr>
-        <w:t xml:space="preserve">300 ÷ 10 = </w:t>
+        <w:t xml:space="preserve">300 ÷ </w:t>
+      </w:r>
+      <w:r>
+        <w:rPr>
+          <w:rFonts w:ascii="Avenir Next" w:hAnsi="Avenir Next" w:cs="Avenir Next" w:eastAsia="Avenir Next"/>
+          <w:color w:val="1A1A1A"/>
+          <w:sz w:val="21"/>
+          <w:szCs w:val="21"/>
+          <w:u w:val="single"/>
+        </w:rPr>
+        <w:t xml:space="preserve">                </w:t>
+      </w:r>
+      <w:r>
+        <w:rPr>
+          <w:rFonts w:ascii="Avenir Next" w:hAnsi="Avenir Next" w:cs="Avenir Next" w:eastAsia="Avenir Next"/>
+          <w:color w:val="1A1A1A"/>
+          <w:sz w:val="21"/>
+          <w:szCs w:val="21"/>
+        </w:rPr>
+        <w:t xml:space="preserve"> = </w:t>
       </w:r>
       <w:r>
         <w:rPr>
@@ -2549,7 +2623,17 @@
           <w:sz w:val="21"/>
           <w:szCs w:val="21"/>
         </w:rPr>
-        <w:t xml:space="preserve"> × 1 = 30</w:t>
+        <w:t xml:space="preserve"> × 1 = </w:t>
+      </w:r>
+      <w:r>
+        <w:rPr>
+          <w:rFonts w:ascii="Avenir Next" w:hAnsi="Avenir Next" w:cs="Avenir Next" w:eastAsia="Avenir Next"/>
+          <w:color w:val="1A1A1A"/>
+          <w:sz w:val="21"/>
+          <w:szCs w:val="21"/>
+          <w:u w:val="single"/>
+        </w:rPr>
+        <w:t xml:space="preserve">                </w:t>
       </w:r>
     </w:p>
     <w:p>
@@ -2571,8 +2655,8 @@
           <w:rFonts w:ascii="Avenir Next" w:hAnsi="Avenir Next" w:cs="Avenir Next" w:eastAsia="Avenir Next"/>
           <w:b/>
           <w:color w:val="1A1A1A"/>
-          <w:sz w:val="22"/>
-          <w:szCs w:val="22"/>
+          <w:sz w:val="21"/>
+          <w:szCs w:val="21"/>
         </w:rPr>
         <w:t xml:space="preserve">5.</w:t>
       </w:r>
@@ -2580,8 +2664,8 @@
         <w:rPr>
           <w:rFonts w:ascii="Avenir Next" w:hAnsi="Avenir Next" w:cs="Avenir Next" w:eastAsia="Avenir Next"/>
           <w:color w:val="1A1A1A"/>
-          <w:sz w:val="22"/>
-          <w:szCs w:val="22"/>
+          <w:sz w:val="21"/>
+          <w:szCs w:val="21"/>
         </w:rPr>
         <w:tab/>
       </w:r>
@@ -2589,8 +2673,8 @@
         <w:rPr>
           <w:rFonts w:ascii="Avenir Next" w:hAnsi="Avenir Next" w:cs="Avenir Next" w:eastAsia="Avenir Next"/>
           <w:color w:val="1A1A1A"/>
-          <w:sz w:val="22"/>
-          <w:szCs w:val="22"/>
+          <w:sz w:val="21"/>
+          <w:szCs w:val="21"/>
         </w:rPr>
         <w:t xml:space="preserve">Find 75% of 40.</w:t>
       </w:r>
@@ -2734,8 +2818,37 @@
           <w:color w:val="1A1A1A"/>
           <w:sz w:val="21"/>
           <w:szCs w:val="21"/>
-        </w:rPr>
-        <w:t xml:space="preserve">10 × 3 = </w:t>
+          <w:u w:val="single"/>
+        </w:rPr>
+        <w:t xml:space="preserve">                </w:t>
+      </w:r>
+      <w:r>
+        <w:rPr>
+          <w:rFonts w:ascii="Avenir Next" w:hAnsi="Avenir Next" w:cs="Avenir Next" w:eastAsia="Avenir Next"/>
+          <w:color w:val="1A1A1A"/>
+          <w:sz w:val="21"/>
+          <w:szCs w:val="21"/>
+        </w:rPr>
+        <w:t xml:space="preserve"> × </w:t>
+      </w:r>
+      <w:r>
+        <w:rPr>
+          <w:rFonts w:ascii="Avenir Next" w:hAnsi="Avenir Next" w:cs="Avenir Next" w:eastAsia="Avenir Next"/>
+          <w:color w:val="1A1A1A"/>
+          <w:sz w:val="21"/>
+          <w:szCs w:val="21"/>
+          <w:u w:val="single"/>
+        </w:rPr>
+        <w:t xml:space="preserve">                </w:t>
+      </w:r>
+      <w:r>
+        <w:rPr>
+          <w:rFonts w:ascii="Avenir Next" w:hAnsi="Avenir Next" w:cs="Avenir Next" w:eastAsia="Avenir Next"/>
+          <w:color w:val="1A1A1A"/>
+          <w:sz w:val="21"/>
+          <w:szCs w:val="21"/>
+        </w:rPr>
+        <w:t xml:space="preserve"> = </w:t>
       </w:r>
       <w:r>
         <w:rPr>
@@ -2763,6 +2876,7 @@
           <w:tab w:val="right" w:pos="9504"/>
         </w:tabs>
         <w:spacing w:before="50" w:after="36" w:line="240" w:lineRule="auto"/>
+        <w:outlineLvl w:val="1"/>
       </w:pPr>
       <w:r>
         <w:rPr>
@@ -2847,8 +2961,8 @@
                 <w:rFonts w:ascii="Avenir Next" w:hAnsi="Avenir Next" w:cs="Avenir Next" w:eastAsia="Avenir Next"/>
                 <w:b/>
                 <w:color w:val="1A1A1A"/>
-                <w:sz w:val="22"/>
-                <w:szCs w:val="22"/>
+                <w:sz w:val="21"/>
+                <w:szCs w:val="21"/>
               </w:rPr>
               <w:t xml:space="preserve">6.</w:t>
             </w:r>
@@ -2856,8 +2970,8 @@
               <w:rPr>
                 <w:rFonts w:ascii="Avenir Next" w:hAnsi="Avenir Next" w:cs="Avenir Next" w:eastAsia="Avenir Next"/>
                 <w:color w:val="1A1A1A"/>
-                <w:sz w:val="22"/>
-                <w:szCs w:val="22"/>
+                <w:sz w:val="21"/>
+                <w:szCs w:val="21"/>
               </w:rPr>
               <w:tab/>
             </w:r>
@@ -2865,8 +2979,8 @@
               <w:rPr>
                 <w:rFonts w:ascii="Avenir Next" w:hAnsi="Avenir Next" w:cs="Avenir Next" w:eastAsia="Avenir Next"/>
                 <w:color w:val="1A1A1A"/>
-                <w:sz w:val="22"/>
-                <w:szCs w:val="22"/>
+                <w:sz w:val="21"/>
+                <w:szCs w:val="21"/>
               </w:rPr>
               <w:t xml:space="preserve">Find each amount.</w:t>
             </w:r>
@@ -2921,8 +3035,8 @@
                       <w:rFonts w:ascii="Avenir Next" w:hAnsi="Avenir Next" w:cs="Avenir Next" w:eastAsia="Avenir Next"/>
                       <w:b/>
                       <w:color w:val="003A70"/>
-                      <w:sz w:val="22"/>
-                      <w:szCs w:val="22"/>
+                      <w:sz w:val="21"/>
+                      <w:szCs w:val="21"/>
                     </w:rPr>
                     <w:t xml:space="preserve">a.</w:t>
                   </w:r>
@@ -2930,8 +3044,8 @@
                     <w:rPr>
                       <w:rFonts w:ascii="Avenir Next" w:hAnsi="Avenir Next" w:cs="Avenir Next" w:eastAsia="Avenir Next"/>
                       <w:color w:val="1A1A1A"/>
-                      <w:sz w:val="22"/>
-                      <w:szCs w:val="22"/>
+                      <w:sz w:val="21"/>
+                      <w:szCs w:val="21"/>
                     </w:rPr>
                     <w:tab/>
                   </w:r>
@@ -2939,8 +3053,8 @@
                     <w:rPr>
                       <w:rFonts w:ascii="Avenir Next" w:hAnsi="Avenir Next" w:cs="Avenir Next" w:eastAsia="Avenir Next"/>
                       <w:color w:val="1A1A1A"/>
-                      <w:sz w:val="22"/>
-                      <w:szCs w:val="22"/>
+                      <w:sz w:val="21"/>
+                      <w:szCs w:val="21"/>
                     </w:rPr>
                     <w:t xml:space="preserve">50% of 90 =</w:t>
                   </w:r>
@@ -2948,8 +3062,8 @@
                     <w:rPr>
                       <w:rFonts w:ascii="Avenir Next" w:hAnsi="Avenir Next" w:cs="Avenir Next" w:eastAsia="Avenir Next"/>
                       <w:color w:val="1A1A1A"/>
-                      <w:sz w:val="22"/>
-                      <w:szCs w:val="22"/>
+                      <w:sz w:val="21"/>
+                      <w:szCs w:val="21"/>
                     </w:rPr>
                     <w:t xml:space="preserve">  </w:t>
                   </w:r>
@@ -2957,11 +3071,11 @@
                     <w:rPr>
                       <w:rFonts w:ascii="Avenir Next" w:hAnsi="Avenir Next" w:cs="Avenir Next" w:eastAsia="Avenir Next"/>
                       <w:color w:val="1A1A1A"/>
-                      <w:sz w:val="22"/>
-                      <w:szCs w:val="22"/>
+                      <w:sz w:val="21"/>
+                      <w:szCs w:val="21"/>
                       <w:u w:val="single"/>
                     </w:rPr>
-                    <w:t xml:space="preserve">        </w:t>
+                    <w:t xml:space="preserve">            </w:t>
                   </w:r>
                 </w:p>
               </w:tc>
@@ -2983,8 +3097,8 @@
                       <w:rFonts w:ascii="Avenir Next" w:hAnsi="Avenir Next" w:cs="Avenir Next" w:eastAsia="Avenir Next"/>
                       <w:b/>
                       <w:color w:val="003A70"/>
-                      <w:sz w:val="22"/>
-                      <w:szCs w:val="22"/>
+                      <w:sz w:val="21"/>
+                      <w:szCs w:val="21"/>
                     </w:rPr>
                     <w:t xml:space="preserve">b.</w:t>
                   </w:r>
@@ -2992,8 +3106,8 @@
                     <w:rPr>
                       <w:rFonts w:ascii="Avenir Next" w:hAnsi="Avenir Next" w:cs="Avenir Next" w:eastAsia="Avenir Next"/>
                       <w:color w:val="1A1A1A"/>
-                      <w:sz w:val="22"/>
-                      <w:szCs w:val="22"/>
+                      <w:sz w:val="21"/>
+                      <w:szCs w:val="21"/>
                     </w:rPr>
                     <w:tab/>
                   </w:r>
@@ -3001,8 +3115,8 @@
                     <w:rPr>
                       <w:rFonts w:ascii="Avenir Next" w:hAnsi="Avenir Next" w:cs="Avenir Next" w:eastAsia="Avenir Next"/>
                       <w:color w:val="1A1A1A"/>
-                      <w:sz w:val="22"/>
-                      <w:szCs w:val="22"/>
+                      <w:sz w:val="21"/>
+                      <w:szCs w:val="21"/>
                     </w:rPr>
                     <w:t xml:space="preserve">25% of 200 =</w:t>
                   </w:r>
@@ -3010,8 +3124,8 @@
                     <w:rPr>
                       <w:rFonts w:ascii="Avenir Next" w:hAnsi="Avenir Next" w:cs="Avenir Next" w:eastAsia="Avenir Next"/>
                       <w:color w:val="1A1A1A"/>
-                      <w:sz w:val="22"/>
-                      <w:szCs w:val="22"/>
+                      <w:sz w:val="21"/>
+                      <w:szCs w:val="21"/>
                     </w:rPr>
                     <w:t xml:space="preserve">  </w:t>
                   </w:r>
@@ -3019,11 +3133,11 @@
                     <w:rPr>
                       <w:rFonts w:ascii="Avenir Next" w:hAnsi="Avenir Next" w:cs="Avenir Next" w:eastAsia="Avenir Next"/>
                       <w:color w:val="1A1A1A"/>
-                      <w:sz w:val="22"/>
-                      <w:szCs w:val="22"/>
+                      <w:sz w:val="21"/>
+                      <w:szCs w:val="21"/>
                       <w:u w:val="single"/>
                     </w:rPr>
-                    <w:t xml:space="preserve">        </w:t>
+                    <w:t xml:space="preserve">            </w:t>
                   </w:r>
                 </w:p>
               </w:tc>
@@ -3045,8 +3159,8 @@
                       <w:rFonts w:ascii="Avenir Next" w:hAnsi="Avenir Next" w:cs="Avenir Next" w:eastAsia="Avenir Next"/>
                       <w:b/>
                       <w:color w:val="003A70"/>
-                      <w:sz w:val="22"/>
-                      <w:szCs w:val="22"/>
+                      <w:sz w:val="21"/>
+                      <w:szCs w:val="21"/>
                     </w:rPr>
                     <w:t xml:space="preserve">c.</w:t>
                   </w:r>
@@ -3054,8 +3168,8 @@
                     <w:rPr>
                       <w:rFonts w:ascii="Avenir Next" w:hAnsi="Avenir Next" w:cs="Avenir Next" w:eastAsia="Avenir Next"/>
                       <w:color w:val="1A1A1A"/>
-                      <w:sz w:val="22"/>
-                      <w:szCs w:val="22"/>
+                      <w:sz w:val="21"/>
+                      <w:szCs w:val="21"/>
                     </w:rPr>
                     <w:tab/>
                   </w:r>
@@ -3063,8 +3177,8 @@
                     <w:rPr>
                       <w:rFonts w:ascii="Avenir Next" w:hAnsi="Avenir Next" w:cs="Avenir Next" w:eastAsia="Avenir Next"/>
                       <w:color w:val="1A1A1A"/>
-                      <w:sz w:val="22"/>
-                      <w:szCs w:val="22"/>
+                      <w:sz w:val="21"/>
+                      <w:szCs w:val="21"/>
                     </w:rPr>
                     <w:t xml:space="preserve">10% of 70 =</w:t>
                   </w:r>
@@ -3072,8 +3186,8 @@
                     <w:rPr>
                       <w:rFonts w:ascii="Avenir Next" w:hAnsi="Avenir Next" w:cs="Avenir Next" w:eastAsia="Avenir Next"/>
                       <w:color w:val="1A1A1A"/>
-                      <w:sz w:val="22"/>
-                      <w:szCs w:val="22"/>
+                      <w:sz w:val="21"/>
+                      <w:szCs w:val="21"/>
                     </w:rPr>
                     <w:t xml:space="preserve">  </w:t>
                   </w:r>
@@ -3081,11 +3195,11 @@
                     <w:rPr>
                       <w:rFonts w:ascii="Avenir Next" w:hAnsi="Avenir Next" w:cs="Avenir Next" w:eastAsia="Avenir Next"/>
                       <w:color w:val="1A1A1A"/>
-                      <w:sz w:val="22"/>
-                      <w:szCs w:val="22"/>
+                      <w:sz w:val="21"/>
+                      <w:szCs w:val="21"/>
                       <w:u w:val="single"/>
                     </w:rPr>
-                    <w:t xml:space="preserve">        </w:t>
+                    <w:t xml:space="preserve">            </w:t>
                   </w:r>
                 </w:p>
               </w:tc>
@@ -3113,8 +3227,8 @@
                       <w:rFonts w:ascii="Avenir Next" w:hAnsi="Avenir Next" w:cs="Avenir Next" w:eastAsia="Avenir Next"/>
                       <w:b/>
                       <w:color w:val="003A70"/>
-                      <w:sz w:val="22"/>
-                      <w:szCs w:val="22"/>
+                      <w:sz w:val="21"/>
+                      <w:szCs w:val="21"/>
                     </w:rPr>
                     <w:t xml:space="preserve">d.</w:t>
                   </w:r>
@@ -3122,8 +3236,8 @@
                     <w:rPr>
                       <w:rFonts w:ascii="Avenir Next" w:hAnsi="Avenir Next" w:cs="Avenir Next" w:eastAsia="Avenir Next"/>
                       <w:color w:val="1A1A1A"/>
-                      <w:sz w:val="22"/>
-                      <w:szCs w:val="22"/>
+                      <w:sz w:val="21"/>
+                      <w:szCs w:val="21"/>
                     </w:rPr>
                     <w:tab/>
                   </w:r>
@@ -3131,8 +3245,8 @@
                     <w:rPr>
                       <w:rFonts w:ascii="Avenir Next" w:hAnsi="Avenir Next" w:cs="Avenir Next" w:eastAsia="Avenir Next"/>
                       <w:color w:val="1A1A1A"/>
-                      <w:sz w:val="22"/>
-                      <w:szCs w:val="22"/>
+                      <w:sz w:val="21"/>
+                      <w:szCs w:val="21"/>
                     </w:rPr>
                     <w:t xml:space="preserve">75% of 12 =</w:t>
                   </w:r>
@@ -3140,8 +3254,8 @@
                     <w:rPr>
                       <w:rFonts w:ascii="Avenir Next" w:hAnsi="Avenir Next" w:cs="Avenir Next" w:eastAsia="Avenir Next"/>
                       <w:color w:val="1A1A1A"/>
-                      <w:sz w:val="22"/>
-                      <w:szCs w:val="22"/>
+                      <w:sz w:val="21"/>
+                      <w:szCs w:val="21"/>
                     </w:rPr>
                     <w:t xml:space="preserve">  </w:t>
                   </w:r>
@@ -3149,11 +3263,11 @@
                     <w:rPr>
                       <w:rFonts w:ascii="Avenir Next" w:hAnsi="Avenir Next" w:cs="Avenir Next" w:eastAsia="Avenir Next"/>
                       <w:color w:val="1A1A1A"/>
-                      <w:sz w:val="22"/>
-                      <w:szCs w:val="22"/>
+                      <w:sz w:val="21"/>
+                      <w:szCs w:val="21"/>
                       <w:u w:val="single"/>
                     </w:rPr>
-                    <w:t xml:space="preserve">        </w:t>
+                    <w:t xml:space="preserve">            </w:t>
                   </w:r>
                 </w:p>
               </w:tc>
@@ -3175,8 +3289,8 @@
                       <w:rFonts w:ascii="Avenir Next" w:hAnsi="Avenir Next" w:cs="Avenir Next" w:eastAsia="Avenir Next"/>
                       <w:b/>
                       <w:color w:val="003A70"/>
-                      <w:sz w:val="22"/>
-                      <w:szCs w:val="22"/>
+                      <w:sz w:val="21"/>
+                      <w:szCs w:val="21"/>
                     </w:rPr>
                     <w:t xml:space="preserve">e.</w:t>
                   </w:r>
@@ -3184,8 +3298,8 @@
                     <w:rPr>
                       <w:rFonts w:ascii="Avenir Next" w:hAnsi="Avenir Next" w:cs="Avenir Next" w:eastAsia="Avenir Next"/>
                       <w:color w:val="1A1A1A"/>
-                      <w:sz w:val="22"/>
-                      <w:szCs w:val="22"/>
+                      <w:sz w:val="21"/>
+                      <w:szCs w:val="21"/>
                     </w:rPr>
                     <w:tab/>
                   </w:r>
@@ -3193,8 +3307,8 @@
                     <w:rPr>
                       <w:rFonts w:ascii="Avenir Next" w:hAnsi="Avenir Next" w:cs="Avenir Next" w:eastAsia="Avenir Next"/>
                       <w:color w:val="1A1A1A"/>
-                      <w:sz w:val="22"/>
-                      <w:szCs w:val="22"/>
+                      <w:sz w:val="21"/>
+                      <w:szCs w:val="21"/>
                     </w:rPr>
                     <w:t xml:space="preserve">25% of 48 =</w:t>
                   </w:r>
@@ -3202,8 +3316,8 @@
                     <w:rPr>
                       <w:rFonts w:ascii="Avenir Next" w:hAnsi="Avenir Next" w:cs="Avenir Next" w:eastAsia="Avenir Next"/>
                       <w:color w:val="1A1A1A"/>
-                      <w:sz w:val="22"/>
-                      <w:szCs w:val="22"/>
+                      <w:sz w:val="21"/>
+                      <w:szCs w:val="21"/>
                     </w:rPr>
                     <w:t xml:space="preserve">  </w:t>
                   </w:r>
@@ -3211,11 +3325,11 @@
                     <w:rPr>
                       <w:rFonts w:ascii="Avenir Next" w:hAnsi="Avenir Next" w:cs="Avenir Next" w:eastAsia="Avenir Next"/>
                       <w:color w:val="1A1A1A"/>
-                      <w:sz w:val="22"/>
-                      <w:szCs w:val="22"/>
+                      <w:sz w:val="21"/>
+                      <w:szCs w:val="21"/>
                       <w:u w:val="single"/>
                     </w:rPr>
-                    <w:t xml:space="preserve">        </w:t>
+                    <w:t xml:space="preserve">            </w:t>
                   </w:r>
                 </w:p>
               </w:tc>
@@ -3237,8 +3351,8 @@
                       <w:rFonts w:ascii="Avenir Next" w:hAnsi="Avenir Next" w:cs="Avenir Next" w:eastAsia="Avenir Next"/>
                       <w:b/>
                       <w:color w:val="003A70"/>
-                      <w:sz w:val="22"/>
-                      <w:szCs w:val="22"/>
+                      <w:sz w:val="21"/>
+                      <w:szCs w:val="21"/>
                     </w:rPr>
                     <w:t xml:space="preserve">f.</w:t>
                   </w:r>
@@ -3246,8 +3360,8 @@
                     <w:rPr>
                       <w:rFonts w:ascii="Avenir Next" w:hAnsi="Avenir Next" w:cs="Avenir Next" w:eastAsia="Avenir Next"/>
                       <w:color w:val="1A1A1A"/>
-                      <w:sz w:val="22"/>
-                      <w:szCs w:val="22"/>
+                      <w:sz w:val="21"/>
+                      <w:szCs w:val="21"/>
                     </w:rPr>
                     <w:tab/>
                   </w:r>
@@ -3255,8 +3369,8 @@
                     <w:rPr>
                       <w:rFonts w:ascii="Avenir Next" w:hAnsi="Avenir Next" w:cs="Avenir Next" w:eastAsia="Avenir Next"/>
                       <w:color w:val="1A1A1A"/>
-                      <w:sz w:val="22"/>
-                      <w:szCs w:val="22"/>
+                      <w:sz w:val="21"/>
+                      <w:szCs w:val="21"/>
                     </w:rPr>
                     <w:t xml:space="preserve">10% of 250 =</w:t>
                   </w:r>
@@ -3264,8 +3378,8 @@
                     <w:rPr>
                       <w:rFonts w:ascii="Avenir Next" w:hAnsi="Avenir Next" w:cs="Avenir Next" w:eastAsia="Avenir Next"/>
                       <w:color w:val="1A1A1A"/>
-                      <w:sz w:val="22"/>
-                      <w:szCs w:val="22"/>
+                      <w:sz w:val="21"/>
+                      <w:szCs w:val="21"/>
                     </w:rPr>
                     <w:t xml:space="preserve">  </w:t>
                   </w:r>
@@ -3273,11 +3387,11 @@
                     <w:rPr>
                       <w:rFonts w:ascii="Avenir Next" w:hAnsi="Avenir Next" w:cs="Avenir Next" w:eastAsia="Avenir Next"/>
                       <w:color w:val="1A1A1A"/>
-                      <w:sz w:val="22"/>
-                      <w:szCs w:val="22"/>
+                      <w:sz w:val="21"/>
+                      <w:szCs w:val="21"/>
                       <w:u w:val="single"/>
                     </w:rPr>
-                    <w:t xml:space="preserve">        </w:t>
+                    <w:t xml:space="preserve">            </w:t>
                   </w:r>
                 </w:p>
               </w:tc>
@@ -3306,6 +3420,7 @@
           <w:tab w:val="right" w:pos="9504"/>
         </w:tabs>
         <w:spacing w:before="50" w:after="36" w:line="240" w:lineRule="auto"/>
+        <w:outlineLvl w:val="1"/>
       </w:pPr>
       <w:r>
         <w:rPr>
@@ -3390,8 +3505,8 @@
                 <w:rFonts w:ascii="Avenir Next" w:hAnsi="Avenir Next" w:cs="Avenir Next" w:eastAsia="Avenir Next"/>
                 <w:b/>
                 <w:color w:val="1A1A1A"/>
-                <w:sz w:val="22"/>
-                <w:szCs w:val="22"/>
+                <w:sz w:val="21"/>
+                <w:szCs w:val="21"/>
               </w:rPr>
               <w:t xml:space="preserve">7.</w:t>
             </w:r>
@@ -3399,8 +3514,8 @@
               <w:rPr>
                 <w:rFonts w:ascii="Avenir Next" w:hAnsi="Avenir Next" w:cs="Avenir Next" w:eastAsia="Avenir Next"/>
                 <w:color w:val="1A1A1A"/>
-                <w:sz w:val="22"/>
-                <w:szCs w:val="22"/>
+                <w:sz w:val="21"/>
+                <w:szCs w:val="21"/>
               </w:rPr>
               <w:tab/>
             </w:r>
@@ -3408,8 +3523,8 @@
               <w:rPr>
                 <w:rFonts w:ascii="Avenir Next" w:hAnsi="Avenir Next" w:cs="Avenir Next" w:eastAsia="Avenir Next"/>
                 <w:color w:val="1A1A1A"/>
-                <w:sz w:val="22"/>
-                <w:szCs w:val="22"/>
+                <w:sz w:val="21"/>
+                <w:szCs w:val="21"/>
               </w:rPr>
               <w:t xml:space="preserve">A team’s goal is 200 points. It has 148 points. Which benchmark amount is closest to 148?</w:t>
             </w:r>
@@ -3462,8 +3577,8 @@
                       <w:rFonts w:ascii="Avenir Next" w:hAnsi="Avenir Next" w:cs="Avenir Next" w:eastAsia="Avenir Next"/>
                       <w:b/>
                       <w:color w:val="003A70"/>
-                      <w:sz w:val="21"/>
-                      <w:szCs w:val="21"/>
+                      <w:sz w:val="22"/>
+                      <w:szCs w:val="22"/>
                     </w:rPr>
                     <w:t xml:space="preserve">A</w:t>
                   </w:r>
@@ -3471,8 +3586,8 @@
                     <w:rPr>
                       <w:rFonts w:ascii="Avenir Next" w:hAnsi="Avenir Next" w:cs="Avenir Next" w:eastAsia="Avenir Next"/>
                       <w:color w:val="1A1A1A"/>
-                      <w:sz w:val="21"/>
-                      <w:szCs w:val="21"/>
+                      <w:sz w:val="22"/>
+                      <w:szCs w:val="22"/>
                     </w:rPr>
                     <w:tab/>
                   </w:r>
@@ -3480,8 +3595,8 @@
                     <w:rPr>
                       <w:rFonts w:ascii="Avenir Next" w:hAnsi="Avenir Next" w:cs="Avenir Next" w:eastAsia="Avenir Next"/>
                       <w:color w:val="1A1A1A"/>
-                      <w:sz w:val="21"/>
-                      <w:szCs w:val="21"/>
+                      <w:sz w:val="22"/>
+                      <w:szCs w:val="22"/>
                     </w:rPr>
                     <w:t xml:space="preserve">25% of 200 = 50</w:t>
                   </w:r>
@@ -3505,8 +3620,8 @@
                       <w:rFonts w:ascii="Avenir Next" w:hAnsi="Avenir Next" w:cs="Avenir Next" w:eastAsia="Avenir Next"/>
                       <w:b/>
                       <w:color w:val="003A70"/>
-                      <w:sz w:val="21"/>
-                      <w:szCs w:val="21"/>
+                      <w:sz w:val="22"/>
+                      <w:szCs w:val="22"/>
                     </w:rPr>
                     <w:t xml:space="preserve">B</w:t>
                   </w:r>
@@ -3514,8 +3629,8 @@
                     <w:rPr>
                       <w:rFonts w:ascii="Avenir Next" w:hAnsi="Avenir Next" w:cs="Avenir Next" w:eastAsia="Avenir Next"/>
                       <w:color w:val="1A1A1A"/>
-                      <w:sz w:val="21"/>
-                      <w:szCs w:val="21"/>
+                      <w:sz w:val="22"/>
+                      <w:szCs w:val="22"/>
                     </w:rPr>
                     <w:tab/>
                   </w:r>
@@ -3523,8 +3638,8 @@
                     <w:rPr>
                       <w:rFonts w:ascii="Avenir Next" w:hAnsi="Avenir Next" w:cs="Avenir Next" w:eastAsia="Avenir Next"/>
                       <w:color w:val="1A1A1A"/>
-                      <w:sz w:val="21"/>
-                      <w:szCs w:val="21"/>
+                      <w:sz w:val="22"/>
+                      <w:szCs w:val="22"/>
                     </w:rPr>
                     <w:t xml:space="preserve">50% of 200 = 100</w:t>
                   </w:r>
@@ -3553,8 +3668,8 @@
                       <w:rFonts w:ascii="Avenir Next" w:hAnsi="Avenir Next" w:cs="Avenir Next" w:eastAsia="Avenir Next"/>
                       <w:b/>
                       <w:color w:val="003A70"/>
-                      <w:sz w:val="21"/>
-                      <w:szCs w:val="21"/>
+                      <w:sz w:val="22"/>
+                      <w:szCs w:val="22"/>
                     </w:rPr>
                     <w:t xml:space="preserve">C</w:t>
                   </w:r>
@@ -3562,8 +3677,8 @@
                     <w:rPr>
                       <w:rFonts w:ascii="Avenir Next" w:hAnsi="Avenir Next" w:cs="Avenir Next" w:eastAsia="Avenir Next"/>
                       <w:color w:val="1A1A1A"/>
-                      <w:sz w:val="21"/>
-                      <w:szCs w:val="21"/>
+                      <w:sz w:val="22"/>
+                      <w:szCs w:val="22"/>
                     </w:rPr>
                     <w:tab/>
                   </w:r>
@@ -3571,8 +3686,8 @@
                     <w:rPr>
                       <w:rFonts w:ascii="Avenir Next" w:hAnsi="Avenir Next" w:cs="Avenir Next" w:eastAsia="Avenir Next"/>
                       <w:color w:val="1A1A1A"/>
-                      <w:sz w:val="21"/>
-                      <w:szCs w:val="21"/>
+                      <w:sz w:val="22"/>
+                      <w:szCs w:val="22"/>
                     </w:rPr>
                     <w:t xml:space="preserve">75% of 200 = 150</w:t>
                   </w:r>
@@ -3596,8 +3711,8 @@
                       <w:rFonts w:ascii="Avenir Next" w:hAnsi="Avenir Next" w:cs="Avenir Next" w:eastAsia="Avenir Next"/>
                       <w:b/>
                       <w:color w:val="003A70"/>
-                      <w:sz w:val="21"/>
-                      <w:szCs w:val="21"/>
+                      <w:sz w:val="22"/>
+                      <w:szCs w:val="22"/>
                     </w:rPr>
                     <w:t xml:space="preserve">D</w:t>
                   </w:r>
@@ -3605,8 +3720,8 @@
                     <w:rPr>
                       <w:rFonts w:ascii="Avenir Next" w:hAnsi="Avenir Next" w:cs="Avenir Next" w:eastAsia="Avenir Next"/>
                       <w:color w:val="1A1A1A"/>
-                      <w:sz w:val="21"/>
-                      <w:szCs w:val="21"/>
+                      <w:sz w:val="22"/>
+                      <w:szCs w:val="22"/>
                     </w:rPr>
                     <w:tab/>
                   </w:r>
@@ -3614,8 +3729,8 @@
                     <w:rPr>
                       <w:rFonts w:ascii="Avenir Next" w:hAnsi="Avenir Next" w:cs="Avenir Next" w:eastAsia="Avenir Next"/>
                       <w:color w:val="1A1A1A"/>
-                      <w:sz w:val="21"/>
-                      <w:szCs w:val="21"/>
+                      <w:sz w:val="22"/>
+                      <w:szCs w:val="22"/>
                     </w:rPr>
                     <w:t xml:space="preserve">100% of 200 = 200</w:t>
                   </w:r>
@@ -3663,19 +3778,19 @@
         <w:tblLook w:val="0000" w:firstRow="0" w:lastRow="0" w:firstColumn="0" w:lastColumn="0" w:noHBand="1" w:noVBand="1"/>
       </w:tblPr>
       <w:tblGrid>
-        <w:gridCol w:w="2000"/>
-        <w:gridCol w:w="2300"/>
-        <w:gridCol w:w="2100"/>
-        <w:gridCol w:w="3104"/>
+        <w:gridCol w:w="1750"/>
+        <w:gridCol w:w="2500"/>
+        <w:gridCol w:w="2200"/>
+        <w:gridCol w:w="3054"/>
       </w:tblGrid>
       <w:tr>
         <w:trPr>
           <w:cantSplit/>
-          <w:trHeight w:val="320" w:hRule="atLeast"/>
+          <w:trHeight w:val="300" w:hRule="atLeast"/>
         </w:trPr>
         <w:tc>
           <w:tcPr>
-            <w:tcW w:w="2000" w:type="dxa"/>
+            <w:tcW w:w="1750" w:type="dxa"/>
             <w:vAlign w:val="center"/>
           </w:tcPr>
           <w:p>
@@ -3697,7 +3812,7 @@
         </w:tc>
         <w:tc>
           <w:tcPr>
-            <w:tcW w:w="2300" w:type="dxa"/>
+            <w:tcW w:w="2500" w:type="dxa"/>
             <w:vAlign w:val="center"/>
           </w:tcPr>
           <w:p>
@@ -3708,8 +3823,8 @@
               <w:rPr>
                 <w:rFonts w:ascii="Arial" w:hAnsi="Arial" w:cs="Arial" w:eastAsia="Arial"/>
                 <w:color w:val="1A1A1A"/>
-                <w:sz w:val="24"/>
-                <w:szCs w:val="24"/>
+                <w:sz w:val="20"/>
+                <w:szCs w:val="20"/>
               </w:rPr>
               <w:t xml:space="preserve">□</w:t>
             </w:r>
@@ -3726,7 +3841,7 @@
         </w:tc>
         <w:tc>
           <w:tcPr>
-            <w:tcW w:w="2100" w:type="dxa"/>
+            <w:tcW w:w="2200" w:type="dxa"/>
             <w:vAlign w:val="center"/>
           </w:tcPr>
           <w:p>
@@ -3737,8 +3852,8 @@
               <w:rPr>
                 <w:rFonts w:ascii="Arial" w:hAnsi="Arial" w:cs="Arial" w:eastAsia="Arial"/>
                 <w:color w:val="1A1A1A"/>
-                <w:sz w:val="24"/>
-                <w:szCs w:val="24"/>
+                <w:sz w:val="20"/>
+                <w:szCs w:val="20"/>
               </w:rPr>
               <w:t xml:space="preserve">□</w:t>
             </w:r>
@@ -3755,7 +3870,7 @@
         </w:tc>
         <w:tc>
           <w:tcPr>
-            <w:tcW w:w="3104" w:type="dxa"/>
+            <w:tcW w:w="3054" w:type="dxa"/>
             <w:vAlign w:val="center"/>
           </w:tcPr>
           <w:p>
@@ -3766,8 +3881,8 @@
               <w:rPr>
                 <w:rFonts w:ascii="Arial" w:hAnsi="Arial" w:cs="Arial" w:eastAsia="Arial"/>
                 <w:color w:val="1A1A1A"/>
-                <w:sz w:val="24"/>
-                <w:szCs w:val="24"/>
+                <w:sz w:val="20"/>
+                <w:szCs w:val="20"/>
               </w:rPr>
               <w:t xml:space="preserve">□</w:t>
             </w:r>
@@ -3802,7 +3917,7 @@
     <w:sectPr>
       <w:footerReference w:type="default" r:id="rIdFooter1"/>
       <w:pgSz w:w="12240" w:h="15840"/>
-      <w:pgMar w:top="893" w:right="1224" w:bottom="835" w:left="1512" w:header="432" w:footer="432" w:gutter="0"/>
+      <w:pgMar w:top="780" w:right="1224" w:bottom="760" w:left="1512" w:header="432" w:footer="432" w:gutter="0"/>
       <w:cols w:space="720"/>
     </w:sectPr>
   </w:body>
